--- a/Notes/Notes To DO.docx
+++ b/Notes/Notes To DO.docx
@@ -3,10 +3,1826 @@
 <w:document xmlns:wpc="http://schemas.microsoft.com/office/word/2010/wordprocessingCanvas" xmlns:cx="http://schemas.microsoft.com/office/drawing/2014/chartex" xmlns:cx1="http://schemas.microsoft.com/office/drawing/2015/9/8/chartex" xmlns:cx2="http://schemas.microsoft.com/office/drawing/2015/10/21/chartex" xmlns:cx3="http://schemas.microsoft.com/office/drawing/2016/5/9/chartex" xmlns:cx4="http://schemas.microsoft.com/office/drawing/2016/5/10/chartex" xmlns:cx5="http://schemas.microsoft.com/office/drawing/2016/5/11/chartex" xmlns:cx6="http://schemas.microsoft.com/office/drawing/2016/5/12/chartex" xmlns:cx7="http://schemas.microsoft.com/office/drawing/2016/5/13/chartex" xmlns:cx8="http://schemas.microsoft.com/office/drawing/2016/5/14/chartex" xmlns:mc="http://schemas.openxmlformats.org/markup-compatibility/2006" xmlns:aink="http://schemas.microsoft.com/office/drawing/2016/ink" xmlns:am3d="http://schemas.microsoft.com/office/drawing/2017/model3d" xmlns:o="urn:schemas-microsoft-com:office:office" xmlns:oel="http://schemas.microsoft.com/office/2019/extlst" xmlns:r="http://schemas.openxmlformats.org/officeDocument/2006/relationships" xmlns:m="http://schemas.openxmlformats.org/officeDocument/2006/math" xmlns:v="urn:schemas-microsoft-com:vml" xmlns:wp14="http://schemas.microsoft.com/office/word/2010/wordprocessingDrawing" xmlns:wp="http://schemas.openxmlformats.org/drawingml/2006/wordprocessingDrawing" xmlns:w10="urn:schemas-microsoft-com:office:word" xmlns:w="http://schemas.openxmlformats.org/wordprocessingml/2006/main" xmlns:w14="http://schemas.microsoft.com/office/word/2010/wordml" xmlns:w15="http://schemas.microsoft.com/office/word/2012/wordml" xmlns:w16cex="http://schemas.microsoft.com/office/word/2018/wordml/cex" xmlns:w16cid="http://schemas.microsoft.com/office/word/2016/wordml/cid" xmlns:w16="http://schemas.microsoft.com/office/word/2018/wordml" xmlns:w16du="http://schemas.microsoft.com/office/word/2023/wordml/word16du" xmlns:w16sdtdh="http://schemas.microsoft.com/office/word/2020/wordml/sdtdatahash" xmlns:w16sdtfl="http://schemas.microsoft.com/office/word/2024/wordml/sdtformatlock" xmlns:w16se="http://schemas.microsoft.com/office/word/2015/wordml/symex" xmlns:wpg="http://schemas.microsoft.com/office/word/2010/wordprocessingGroup" xmlns:wpi="http://schemas.microsoft.com/office/word/2010/wordprocessingInk" xmlns:wne="http://schemas.microsoft.com/office/word/2006/wordml" xmlns:wps="http://schemas.microsoft.com/office/word/2010/wordprocessingShape" mc:Ignorable="w14 w15 w16se w16cid w16 w16cex w16sdtdh w16sdtfl w16du wp14">
   <w:body>
     <w:p>
-      <w:r>
-        <w:t>Notes To DO</w:t>
-      </w:r>
-    </w:p>
+      <w:pPr>
+        <w:numPr>
+          <w:ilvl w:val="0"/>
+          <w:numId w:val="1"/>
+        </w:numPr>
+        <w:autoSpaceDE w:val="0"/>
+        <w:autoSpaceDN w:val="0"/>
+        <w:adjustRightInd w:val="0"/>
+        <w:spacing w:after="0" w:line="240" w:lineRule="auto"/>
+        <w:ind w:left="0" w:firstLine="0"/>
+        <w:rPr>
+          <w:rFonts w:ascii="AppleSystemUIFont" w:hAnsi="AppleSystemUIFont" w:cs="AppleSystemUIFont"/>
+          <w:kern w:val="0"/>
+          <w:sz w:val="26"/>
+          <w:szCs w:val="26"/>
+          <w:highlight w:val="yellow"/>
+        </w:rPr>
+      </w:pPr>
+      <w:r>
+        <w:rPr>
+          <w:rFonts w:ascii="AppleSystemUIFont" w:hAnsi="AppleSystemUIFont" w:cs="AppleSystemUIFont"/>
+          <w:kern w:val="0"/>
+          <w:sz w:val="26"/>
+          <w:szCs w:val="26"/>
+          <w:highlight w:val="yellow"/>
+        </w:rPr>
+        <w:t>Mai 2026</w:t>
+      </w:r>
+    </w:p>
+    <w:p>
+      <w:pPr>
+        <w:autoSpaceDE w:val="0"/>
+        <w:autoSpaceDN w:val="0"/>
+        <w:adjustRightInd w:val="0"/>
+        <w:spacing w:after="0" w:line="240" w:lineRule="auto"/>
+        <w:rPr>
+          <w:rFonts w:ascii="AppleSystemUIFont" w:hAnsi="AppleSystemUIFont" w:cs="AppleSystemUIFont"/>
+          <w:kern w:val="0"/>
+          <w:sz w:val="26"/>
+          <w:szCs w:val="26"/>
+        </w:rPr>
+      </w:pPr>
+    </w:p>
+    <w:p>
+      <w:pPr>
+        <w:autoSpaceDE w:val="0"/>
+        <w:autoSpaceDN w:val="0"/>
+        <w:adjustRightInd w:val="0"/>
+        <w:spacing w:after="0" w:line="240" w:lineRule="auto"/>
+        <w:rPr>
+          <w:rFonts w:ascii="AppleSystemUIFont" w:hAnsi="AppleSystemUIFont" w:cs="AppleSystemUIFont"/>
+          <w:kern w:val="0"/>
+          <w:sz w:val="26"/>
+          <w:szCs w:val="26"/>
+        </w:rPr>
+      </w:pPr>
+      <w:r>
+        <w:rPr>
+          <w:rFonts w:ascii="AppleSystemUIFont" w:hAnsi="AppleSystemUIFont" w:cs="AppleSystemUIFont"/>
+          <w:kern w:val="0"/>
+          <w:sz w:val="26"/>
+          <w:szCs w:val="26"/>
+        </w:rPr>
+        <w:t>Nach 6. Mai abwarten was die VL zu Racing Models so zeigt</w:t>
+      </w:r>
+    </w:p>
+    <w:p>
+      <w:pPr>
+        <w:autoSpaceDE w:val="0"/>
+        <w:autoSpaceDN w:val="0"/>
+        <w:adjustRightInd w:val="0"/>
+        <w:spacing w:after="0" w:line="240" w:lineRule="auto"/>
+        <w:rPr>
+          <w:rFonts w:ascii="AppleSystemUIFont" w:hAnsi="AppleSystemUIFont" w:cs="AppleSystemUIFont"/>
+          <w:kern w:val="0"/>
+          <w:sz w:val="26"/>
+          <w:szCs w:val="26"/>
+        </w:rPr>
+      </w:pPr>
+    </w:p>
+    <w:p>
+      <w:pPr>
+        <w:autoSpaceDE w:val="0"/>
+        <w:autoSpaceDN w:val="0"/>
+        <w:adjustRightInd w:val="0"/>
+        <w:spacing w:after="0" w:line="240" w:lineRule="auto"/>
+        <w:rPr>
+          <w:rFonts w:ascii="AppleSystemUIFont" w:hAnsi="AppleSystemUIFont" w:cs="AppleSystemUIFont"/>
+          <w:kern w:val="0"/>
+          <w:sz w:val="26"/>
+          <w:szCs w:val="26"/>
+        </w:rPr>
+      </w:pPr>
+      <w:r>
+        <w:rPr>
+          <w:rFonts w:ascii="AppleSystemUIFont" w:hAnsi="AppleSystemUIFont" w:cs="AppleSystemUIFont"/>
+          <w:kern w:val="0"/>
+          <w:sz w:val="26"/>
+          <w:szCs w:val="26"/>
+        </w:rPr>
+        <w:t>Abfolge:</w:t>
+      </w:r>
+    </w:p>
+    <w:p>
+      <w:pPr>
+        <w:numPr>
+          <w:ilvl w:val="0"/>
+          <w:numId w:val="2"/>
+        </w:numPr>
+        <w:autoSpaceDE w:val="0"/>
+        <w:autoSpaceDN w:val="0"/>
+        <w:adjustRightInd w:val="0"/>
+        <w:spacing w:after="0" w:line="240" w:lineRule="auto"/>
+        <w:ind w:left="0" w:firstLine="0"/>
+        <w:rPr>
+          <w:rFonts w:ascii="AppleSystemUIFont" w:hAnsi="AppleSystemUIFont" w:cs="AppleSystemUIFont"/>
+          <w:kern w:val="0"/>
+          <w:sz w:val="26"/>
+          <w:szCs w:val="26"/>
+        </w:rPr>
+      </w:pPr>
+      <w:proofErr w:type="spellStart"/>
+      <w:r>
+        <w:rPr>
+          <w:rFonts w:ascii="AppleSystemUIFont" w:hAnsi="AppleSystemUIFont" w:cs="AppleSystemUIFont"/>
+          <w:kern w:val="0"/>
+          <w:sz w:val="26"/>
+          <w:szCs w:val="26"/>
+        </w:rPr>
+        <w:t>Familarization</w:t>
+      </w:r>
+      <w:proofErr w:type="spellEnd"/>
+      <w:r>
+        <w:rPr>
+          <w:rFonts w:ascii="AppleSystemUIFont" w:hAnsi="AppleSystemUIFont" w:cs="AppleSystemUIFont"/>
+          <w:kern w:val="0"/>
+          <w:sz w:val="26"/>
+          <w:szCs w:val="26"/>
+        </w:rPr>
+        <w:t xml:space="preserve"> </w:t>
+      </w:r>
+    </w:p>
+    <w:p>
+      <w:pPr>
+        <w:numPr>
+          <w:ilvl w:val="0"/>
+          <w:numId w:val="2"/>
+        </w:numPr>
+        <w:autoSpaceDE w:val="0"/>
+        <w:autoSpaceDN w:val="0"/>
+        <w:adjustRightInd w:val="0"/>
+        <w:spacing w:after="0" w:line="240" w:lineRule="auto"/>
+        <w:ind w:left="0" w:firstLine="0"/>
+        <w:rPr>
+          <w:rFonts w:ascii="AppleSystemUIFont" w:hAnsi="AppleSystemUIFont" w:cs="AppleSystemUIFont"/>
+          <w:kern w:val="0"/>
+          <w:sz w:val="26"/>
+          <w:szCs w:val="26"/>
+        </w:rPr>
+      </w:pPr>
+      <w:proofErr w:type="spellStart"/>
+      <w:r>
+        <w:rPr>
+          <w:rFonts w:ascii="AppleSystemUIFont" w:hAnsi="AppleSystemUIFont" w:cs="AppleSystemUIFont"/>
+          <w:kern w:val="0"/>
+          <w:sz w:val="26"/>
+          <w:szCs w:val="26"/>
+        </w:rPr>
+        <w:t>Literature</w:t>
+      </w:r>
+      <w:proofErr w:type="spellEnd"/>
+      <w:r>
+        <w:rPr>
+          <w:rFonts w:ascii="AppleSystemUIFont" w:hAnsi="AppleSystemUIFont" w:cs="AppleSystemUIFont"/>
+          <w:kern w:val="0"/>
+          <w:sz w:val="26"/>
+          <w:szCs w:val="26"/>
+        </w:rPr>
+        <w:t xml:space="preserve"> </w:t>
+      </w:r>
+      <w:proofErr w:type="spellStart"/>
+      <w:r>
+        <w:rPr>
+          <w:rFonts w:ascii="AppleSystemUIFont" w:hAnsi="AppleSystemUIFont" w:cs="AppleSystemUIFont"/>
+          <w:kern w:val="0"/>
+          <w:sz w:val="26"/>
+          <w:szCs w:val="26"/>
+        </w:rPr>
+        <w:t>research</w:t>
+      </w:r>
+      <w:proofErr w:type="spellEnd"/>
+    </w:p>
+    <w:p>
+      <w:pPr>
+        <w:numPr>
+          <w:ilvl w:val="0"/>
+          <w:numId w:val="2"/>
+        </w:numPr>
+        <w:autoSpaceDE w:val="0"/>
+        <w:autoSpaceDN w:val="0"/>
+        <w:adjustRightInd w:val="0"/>
+        <w:spacing w:after="0" w:line="240" w:lineRule="auto"/>
+        <w:ind w:left="0" w:firstLine="0"/>
+        <w:rPr>
+          <w:rFonts w:ascii="AppleSystemUIFont" w:hAnsi="AppleSystemUIFont" w:cs="AppleSystemUIFont"/>
+          <w:kern w:val="0"/>
+          <w:sz w:val="26"/>
+          <w:szCs w:val="26"/>
+        </w:rPr>
+      </w:pPr>
+      <w:r>
+        <w:rPr>
+          <w:rFonts w:ascii="AppleSystemUIFont" w:hAnsi="AppleSystemUIFont" w:cs="AppleSystemUIFont"/>
+          <w:kern w:val="0"/>
+          <w:sz w:val="26"/>
+          <w:szCs w:val="26"/>
+        </w:rPr>
+        <w:t xml:space="preserve">MPC </w:t>
+      </w:r>
+      <w:proofErr w:type="spellStart"/>
+      <w:r>
+        <w:rPr>
+          <w:rFonts w:ascii="AppleSystemUIFont" w:hAnsi="AppleSystemUIFont" w:cs="AppleSystemUIFont"/>
+          <w:kern w:val="0"/>
+          <w:sz w:val="26"/>
+          <w:szCs w:val="26"/>
+        </w:rPr>
+        <w:t>recap</w:t>
+      </w:r>
+      <w:proofErr w:type="spellEnd"/>
+      <w:r>
+        <w:rPr>
+          <w:rFonts w:ascii="AppleSystemUIFont" w:hAnsi="AppleSystemUIFont" w:cs="AppleSystemUIFont"/>
+          <w:kern w:val="0"/>
+          <w:sz w:val="26"/>
+          <w:szCs w:val="26"/>
+        </w:rPr>
+        <w:t xml:space="preserve"> </w:t>
+      </w:r>
+    </w:p>
+    <w:p>
+      <w:pPr>
+        <w:autoSpaceDE w:val="0"/>
+        <w:autoSpaceDN w:val="0"/>
+        <w:adjustRightInd w:val="0"/>
+        <w:spacing w:after="0" w:line="240" w:lineRule="auto"/>
+        <w:rPr>
+          <w:rFonts w:ascii="AppleSystemUIFont" w:hAnsi="AppleSystemUIFont" w:cs="AppleSystemUIFont"/>
+          <w:kern w:val="0"/>
+          <w:sz w:val="26"/>
+          <w:szCs w:val="26"/>
+        </w:rPr>
+      </w:pPr>
+    </w:p>
+    <w:p>
+      <w:pPr>
+        <w:autoSpaceDE w:val="0"/>
+        <w:autoSpaceDN w:val="0"/>
+        <w:adjustRightInd w:val="0"/>
+        <w:spacing w:after="0" w:line="240" w:lineRule="auto"/>
+        <w:rPr>
+          <w:rFonts w:ascii="AppleSystemUIFont" w:hAnsi="AppleSystemUIFont" w:cs="AppleSystemUIFont"/>
+          <w:kern w:val="0"/>
+          <w:sz w:val="26"/>
+          <w:szCs w:val="26"/>
+        </w:rPr>
+      </w:pPr>
+      <w:r>
+        <w:rPr>
+          <w:rFonts w:ascii="AppleSystemUIFont" w:hAnsi="AppleSystemUIFont" w:cs="AppleSystemUIFont"/>
+          <w:kern w:val="0"/>
+          <w:sz w:val="26"/>
+          <w:szCs w:val="26"/>
+        </w:rPr>
+        <w:t xml:space="preserve">Ziel des </w:t>
+      </w:r>
+      <w:proofErr w:type="spellStart"/>
+      <w:r>
+        <w:rPr>
+          <w:rFonts w:ascii="AppleSystemUIFont" w:hAnsi="AppleSystemUIFont" w:cs="AppleSystemUIFont"/>
+          <w:kern w:val="0"/>
+          <w:sz w:val="26"/>
+          <w:szCs w:val="26"/>
+        </w:rPr>
+        <w:t>Nöchstes</w:t>
+      </w:r>
+      <w:proofErr w:type="spellEnd"/>
+      <w:r>
+        <w:rPr>
+          <w:rFonts w:ascii="AppleSystemUIFont" w:hAnsi="AppleSystemUIFont" w:cs="AppleSystemUIFont"/>
+          <w:kern w:val="0"/>
+          <w:sz w:val="26"/>
+          <w:szCs w:val="26"/>
+        </w:rPr>
+        <w:t xml:space="preserve"> Meetings: </w:t>
+      </w:r>
+    </w:p>
+    <w:p>
+      <w:pPr>
+        <w:autoSpaceDE w:val="0"/>
+        <w:autoSpaceDN w:val="0"/>
+        <w:adjustRightInd w:val="0"/>
+        <w:spacing w:after="0" w:line="240" w:lineRule="auto"/>
+        <w:rPr>
+          <w:rFonts w:ascii="AppleSystemUIFont" w:hAnsi="AppleSystemUIFont" w:cs="AppleSystemUIFont"/>
+          <w:kern w:val="0"/>
+          <w:sz w:val="26"/>
+          <w:szCs w:val="26"/>
+        </w:rPr>
+      </w:pPr>
+      <w:r>
+        <w:rPr>
+          <w:rFonts w:ascii="AppleSystemUIFont" w:hAnsi="AppleSystemUIFont" w:cs="AppleSystemUIFont"/>
+          <w:kern w:val="0"/>
+          <w:sz w:val="26"/>
+          <w:szCs w:val="26"/>
+        </w:rPr>
+        <w:t>Controller festlegen, Einstiegspunkt (wie können wir anfangen)</w:t>
+      </w:r>
+    </w:p>
+    <w:p>
+      <w:pPr>
+        <w:autoSpaceDE w:val="0"/>
+        <w:autoSpaceDN w:val="0"/>
+        <w:adjustRightInd w:val="0"/>
+        <w:spacing w:after="0" w:line="240" w:lineRule="auto"/>
+        <w:rPr>
+          <w:rFonts w:ascii="AppleSystemUIFont" w:hAnsi="AppleSystemUIFont" w:cs="AppleSystemUIFont"/>
+          <w:kern w:val="0"/>
+          <w:sz w:val="26"/>
+          <w:szCs w:val="26"/>
+        </w:rPr>
+      </w:pPr>
+    </w:p>
+    <w:p>
+      <w:pPr>
+        <w:numPr>
+          <w:ilvl w:val="0"/>
+          <w:numId w:val="3"/>
+        </w:numPr>
+        <w:autoSpaceDE w:val="0"/>
+        <w:autoSpaceDN w:val="0"/>
+        <w:adjustRightInd w:val="0"/>
+        <w:spacing w:after="0" w:line="240" w:lineRule="auto"/>
+        <w:ind w:left="0" w:firstLine="0"/>
+        <w:rPr>
+          <w:rFonts w:ascii="AppleSystemUIFont" w:hAnsi="AppleSystemUIFont" w:cs="AppleSystemUIFont"/>
+          <w:kern w:val="0"/>
+          <w:sz w:val="26"/>
+          <w:szCs w:val="26"/>
+        </w:rPr>
+      </w:pPr>
+      <w:r>
+        <w:rPr>
+          <w:rFonts w:ascii="AppleSystemUIFont" w:hAnsi="AppleSystemUIFont" w:cs="AppleSystemUIFont"/>
+          <w:kern w:val="0"/>
+          <w:sz w:val="26"/>
+          <w:szCs w:val="26"/>
+        </w:rPr>
+        <w:t xml:space="preserve">Wie sehen Standardmäßiges </w:t>
+      </w:r>
+      <w:proofErr w:type="spellStart"/>
+      <w:r>
+        <w:rPr>
+          <w:rFonts w:ascii="AppleSystemUIFont" w:hAnsi="AppleSystemUIFont" w:cs="AppleSystemUIFont"/>
+          <w:kern w:val="0"/>
+          <w:sz w:val="26"/>
+          <w:szCs w:val="26"/>
+        </w:rPr>
+        <w:t>Algorithemen</w:t>
+      </w:r>
+      <w:proofErr w:type="spellEnd"/>
+      <w:r>
+        <w:rPr>
+          <w:rFonts w:ascii="AppleSystemUIFont" w:hAnsi="AppleSystemUIFont" w:cs="AppleSystemUIFont"/>
+          <w:kern w:val="0"/>
+          <w:sz w:val="26"/>
+          <w:szCs w:val="26"/>
+        </w:rPr>
+        <w:t xml:space="preserve"> aus </w:t>
+      </w:r>
+    </w:p>
+    <w:p>
+      <w:pPr>
+        <w:numPr>
+          <w:ilvl w:val="1"/>
+          <w:numId w:val="3"/>
+        </w:numPr>
+        <w:autoSpaceDE w:val="0"/>
+        <w:autoSpaceDN w:val="0"/>
+        <w:adjustRightInd w:val="0"/>
+        <w:spacing w:after="0" w:line="240" w:lineRule="auto"/>
+        <w:ind w:left="0" w:firstLine="0"/>
+        <w:rPr>
+          <w:rFonts w:ascii="AppleSystemUIFont" w:hAnsi="AppleSystemUIFont" w:cs="AppleSystemUIFont"/>
+          <w:kern w:val="0"/>
+          <w:sz w:val="26"/>
+          <w:szCs w:val="26"/>
+        </w:rPr>
+      </w:pPr>
+      <w:r>
+        <w:rPr>
+          <w:rFonts w:ascii="AppleSystemUIFont" w:hAnsi="AppleSystemUIFont" w:cs="AppleSystemUIFont"/>
+          <w:kern w:val="0"/>
+          <w:sz w:val="26"/>
+          <w:szCs w:val="26"/>
+        </w:rPr>
+        <w:t>Punkt folgen?</w:t>
+      </w:r>
+    </w:p>
+    <w:p>
+      <w:pPr>
+        <w:numPr>
+          <w:ilvl w:val="1"/>
+          <w:numId w:val="3"/>
+        </w:numPr>
+        <w:autoSpaceDE w:val="0"/>
+        <w:autoSpaceDN w:val="0"/>
+        <w:adjustRightInd w:val="0"/>
+        <w:spacing w:after="0" w:line="240" w:lineRule="auto"/>
+        <w:ind w:left="0" w:firstLine="0"/>
+        <w:rPr>
+          <w:rFonts w:ascii="AppleSystemUIFont" w:hAnsi="AppleSystemUIFont" w:cs="AppleSystemUIFont"/>
+          <w:kern w:val="0"/>
+          <w:sz w:val="26"/>
+          <w:szCs w:val="26"/>
+        </w:rPr>
+      </w:pPr>
+      <w:r>
+        <w:rPr>
+          <w:rFonts w:ascii="AppleSystemUIFont" w:hAnsi="AppleSystemUIFont" w:cs="AppleSystemUIFont"/>
+          <w:kern w:val="0"/>
+          <w:sz w:val="26"/>
+          <w:szCs w:val="26"/>
+        </w:rPr>
+        <w:t>Trajektorie folgen?</w:t>
+      </w:r>
+    </w:p>
+    <w:p>
+      <w:pPr>
+        <w:numPr>
+          <w:ilvl w:val="0"/>
+          <w:numId w:val="3"/>
+        </w:numPr>
+        <w:autoSpaceDE w:val="0"/>
+        <w:autoSpaceDN w:val="0"/>
+        <w:adjustRightInd w:val="0"/>
+        <w:spacing w:after="0" w:line="240" w:lineRule="auto"/>
+        <w:ind w:left="0" w:firstLine="0"/>
+        <w:rPr>
+          <w:rFonts w:ascii="AppleSystemUIFont" w:hAnsi="AppleSystemUIFont" w:cs="AppleSystemUIFont"/>
+          <w:kern w:val="0"/>
+          <w:sz w:val="26"/>
+          <w:szCs w:val="26"/>
+        </w:rPr>
+      </w:pPr>
+      <w:r>
+        <w:rPr>
+          <w:rFonts w:ascii="AppleSystemUIFont" w:hAnsi="AppleSystemUIFont" w:cs="AppleSystemUIFont"/>
+          <w:kern w:val="0"/>
+          <w:sz w:val="26"/>
+          <w:szCs w:val="26"/>
+        </w:rPr>
+        <w:t xml:space="preserve">Auf welcher Ebene wollen wir uns bewegen, der Parameter die </w:t>
+      </w:r>
+      <w:proofErr w:type="spellStart"/>
+      <w:r>
+        <w:rPr>
+          <w:rFonts w:ascii="AppleSystemUIFont" w:hAnsi="AppleSystemUIFont" w:cs="AppleSystemUIFont"/>
+          <w:kern w:val="0"/>
+          <w:sz w:val="26"/>
+          <w:szCs w:val="26"/>
+        </w:rPr>
+        <w:t>angestuert</w:t>
+      </w:r>
+      <w:proofErr w:type="spellEnd"/>
+      <w:r>
+        <w:rPr>
+          <w:rFonts w:ascii="AppleSystemUIFont" w:hAnsi="AppleSystemUIFont" w:cs="AppleSystemUIFont"/>
+          <w:kern w:val="0"/>
+          <w:sz w:val="26"/>
+          <w:szCs w:val="26"/>
+        </w:rPr>
+        <w:t xml:space="preserve"> werden können?</w:t>
+      </w:r>
+    </w:p>
+    <w:p>
+      <w:pPr>
+        <w:numPr>
+          <w:ilvl w:val="1"/>
+          <w:numId w:val="3"/>
+        </w:numPr>
+        <w:autoSpaceDE w:val="0"/>
+        <w:autoSpaceDN w:val="0"/>
+        <w:adjustRightInd w:val="0"/>
+        <w:spacing w:after="0" w:line="240" w:lineRule="auto"/>
+        <w:ind w:left="0" w:firstLine="0"/>
+        <w:rPr>
+          <w:rFonts w:ascii="AppleSystemUIFont" w:hAnsi="AppleSystemUIFont" w:cs="AppleSystemUIFont"/>
+          <w:kern w:val="0"/>
+          <w:sz w:val="26"/>
+          <w:szCs w:val="26"/>
+        </w:rPr>
+      </w:pPr>
+      <w:r>
+        <w:rPr>
+          <w:rFonts w:ascii="AppleSystemUIFont" w:hAnsi="AppleSystemUIFont" w:cs="AppleSystemUIFont"/>
+          <w:kern w:val="0"/>
+          <w:sz w:val="26"/>
+          <w:szCs w:val="26"/>
+        </w:rPr>
+        <w:t>Was sind alle Parameter</w:t>
+      </w:r>
+    </w:p>
+    <w:p>
+      <w:pPr>
+        <w:numPr>
+          <w:ilvl w:val="0"/>
+          <w:numId w:val="3"/>
+        </w:numPr>
+        <w:autoSpaceDE w:val="0"/>
+        <w:autoSpaceDN w:val="0"/>
+        <w:adjustRightInd w:val="0"/>
+        <w:spacing w:after="0" w:line="240" w:lineRule="auto"/>
+        <w:ind w:left="0" w:firstLine="0"/>
+        <w:rPr>
+          <w:rFonts w:ascii="AppleSystemUIFont" w:hAnsi="AppleSystemUIFont" w:cs="AppleSystemUIFont"/>
+          <w:kern w:val="0"/>
+          <w:sz w:val="26"/>
+          <w:szCs w:val="26"/>
+        </w:rPr>
+      </w:pPr>
+      <w:r>
+        <w:rPr>
+          <w:rFonts w:ascii="AppleSystemUIFont" w:hAnsi="AppleSystemUIFont" w:cs="AppleSystemUIFont"/>
+          <w:kern w:val="0"/>
+          <w:sz w:val="26"/>
+          <w:szCs w:val="26"/>
+        </w:rPr>
+        <w:t xml:space="preserve">Müssen wir das physikalische Modell der </w:t>
+      </w:r>
+      <w:proofErr w:type="spellStart"/>
+      <w:r>
+        <w:rPr>
+          <w:rFonts w:ascii="AppleSystemUIFont" w:hAnsi="AppleSystemUIFont" w:cs="AppleSystemUIFont"/>
+          <w:kern w:val="0"/>
+          <w:sz w:val="26"/>
+          <w:szCs w:val="26"/>
+        </w:rPr>
+        <w:t>Drone</w:t>
+      </w:r>
+      <w:proofErr w:type="spellEnd"/>
+      <w:r>
+        <w:rPr>
+          <w:rFonts w:ascii="AppleSystemUIFont" w:hAnsi="AppleSystemUIFont" w:cs="AppleSystemUIFont"/>
+          <w:kern w:val="0"/>
+          <w:sz w:val="26"/>
+          <w:szCs w:val="26"/>
+        </w:rPr>
+        <w:t xml:space="preserve"> verstehen?</w:t>
+      </w:r>
+    </w:p>
+    <w:p>
+      <w:pPr>
+        <w:numPr>
+          <w:ilvl w:val="1"/>
+          <w:numId w:val="3"/>
+        </w:numPr>
+        <w:autoSpaceDE w:val="0"/>
+        <w:autoSpaceDN w:val="0"/>
+        <w:adjustRightInd w:val="0"/>
+        <w:spacing w:after="0" w:line="240" w:lineRule="auto"/>
+        <w:ind w:left="0" w:firstLine="0"/>
+        <w:rPr>
+          <w:rFonts w:ascii="AppleSystemUIFont" w:hAnsi="AppleSystemUIFont" w:cs="AppleSystemUIFont"/>
+          <w:kern w:val="0"/>
+          <w:sz w:val="26"/>
+          <w:szCs w:val="26"/>
+        </w:rPr>
+      </w:pPr>
+      <w:r>
+        <w:rPr>
+          <w:rFonts w:ascii="AppleSystemUIFont" w:hAnsi="AppleSystemUIFont" w:cs="AppleSystemUIFont"/>
+          <w:kern w:val="0"/>
+          <w:sz w:val="26"/>
+          <w:szCs w:val="26"/>
+        </w:rPr>
+        <w:t>Wo ist es? —&gt; Finden</w:t>
+      </w:r>
+    </w:p>
+    <w:p>
+      <w:pPr>
+        <w:autoSpaceDE w:val="0"/>
+        <w:autoSpaceDN w:val="0"/>
+        <w:adjustRightInd w:val="0"/>
+        <w:spacing w:after="0" w:line="240" w:lineRule="auto"/>
+        <w:rPr>
+          <w:rFonts w:ascii="AppleSystemUIFont" w:hAnsi="AppleSystemUIFont" w:cs="AppleSystemUIFont"/>
+          <w:kern w:val="0"/>
+          <w:sz w:val="26"/>
+          <w:szCs w:val="26"/>
+        </w:rPr>
+      </w:pPr>
+    </w:p>
+    <w:p>
+      <w:pPr>
+        <w:autoSpaceDE w:val="0"/>
+        <w:autoSpaceDN w:val="0"/>
+        <w:adjustRightInd w:val="0"/>
+        <w:spacing w:after="0" w:line="240" w:lineRule="auto"/>
+        <w:rPr>
+          <w:rFonts w:ascii="AppleSystemUIFont" w:hAnsi="AppleSystemUIFont" w:cs="AppleSystemUIFont"/>
+          <w:kern w:val="0"/>
+          <w:sz w:val="26"/>
+          <w:szCs w:val="26"/>
+        </w:rPr>
+      </w:pPr>
+      <w:r>
+        <w:rPr>
+          <w:rFonts w:ascii="AppleSystemUIFont" w:hAnsi="AppleSystemUIFont" w:cs="AppleSystemUIFont"/>
+          <w:kern w:val="0"/>
+          <w:sz w:val="26"/>
+          <w:szCs w:val="26"/>
+        </w:rPr>
+        <w:t>Zwei Aufgaben:</w:t>
+      </w:r>
+    </w:p>
+    <w:p>
+      <w:pPr>
+        <w:numPr>
+          <w:ilvl w:val="0"/>
+          <w:numId w:val="4"/>
+        </w:numPr>
+        <w:autoSpaceDE w:val="0"/>
+        <w:autoSpaceDN w:val="0"/>
+        <w:adjustRightInd w:val="0"/>
+        <w:spacing w:after="0" w:line="240" w:lineRule="auto"/>
+        <w:ind w:left="0" w:firstLine="0"/>
+        <w:rPr>
+          <w:rFonts w:ascii="AppleSystemUIFont" w:hAnsi="AppleSystemUIFont" w:cs="AppleSystemUIFont"/>
+          <w:kern w:val="0"/>
+          <w:sz w:val="26"/>
+          <w:szCs w:val="26"/>
+        </w:rPr>
+      </w:pPr>
+      <w:proofErr w:type="spellStart"/>
+      <w:r>
+        <w:rPr>
+          <w:rFonts w:ascii="AppleSystemUIFont" w:hAnsi="AppleSystemUIFont" w:cs="AppleSystemUIFont"/>
+          <w:kern w:val="0"/>
+          <w:sz w:val="26"/>
+          <w:szCs w:val="26"/>
+        </w:rPr>
+        <w:t>Trajektorienplanner</w:t>
+      </w:r>
+      <w:proofErr w:type="spellEnd"/>
+    </w:p>
+    <w:p>
+      <w:pPr>
+        <w:numPr>
+          <w:ilvl w:val="0"/>
+          <w:numId w:val="4"/>
+        </w:numPr>
+        <w:autoSpaceDE w:val="0"/>
+        <w:autoSpaceDN w:val="0"/>
+        <w:adjustRightInd w:val="0"/>
+        <w:spacing w:after="0" w:line="240" w:lineRule="auto"/>
+        <w:ind w:left="0" w:firstLine="0"/>
+        <w:rPr>
+          <w:rFonts w:ascii="AppleSystemUIFont" w:hAnsi="AppleSystemUIFont" w:cs="AppleSystemUIFont"/>
+          <w:kern w:val="0"/>
+          <w:sz w:val="26"/>
+          <w:szCs w:val="26"/>
+        </w:rPr>
+      </w:pPr>
+      <w:r>
+        <w:rPr>
+          <w:rFonts w:ascii="AppleSystemUIFont" w:hAnsi="AppleSystemUIFont" w:cs="AppleSystemUIFont"/>
+          <w:kern w:val="0"/>
+          <w:sz w:val="26"/>
+          <w:szCs w:val="26"/>
+        </w:rPr>
+        <w:t xml:space="preserve">robustes </w:t>
+      </w:r>
+      <w:proofErr w:type="spellStart"/>
+      <w:r>
+        <w:rPr>
+          <w:rFonts w:ascii="AppleSystemUIFont" w:hAnsi="AppleSystemUIFont" w:cs="AppleSystemUIFont"/>
+          <w:kern w:val="0"/>
+          <w:sz w:val="26"/>
+          <w:szCs w:val="26"/>
+        </w:rPr>
+        <w:t>hinterherfligene</w:t>
+      </w:r>
+      <w:proofErr w:type="spellEnd"/>
+      <w:r>
+        <w:rPr>
+          <w:rFonts w:ascii="AppleSystemUIFont" w:hAnsi="AppleSystemUIFont" w:cs="AppleSystemUIFont"/>
+          <w:kern w:val="0"/>
+          <w:sz w:val="26"/>
+          <w:szCs w:val="26"/>
+        </w:rPr>
+        <w:t xml:space="preserve"> </w:t>
+      </w:r>
+    </w:p>
+    <w:p>
+      <w:pPr>
+        <w:numPr>
+          <w:ilvl w:val="1"/>
+          <w:numId w:val="4"/>
+        </w:numPr>
+        <w:autoSpaceDE w:val="0"/>
+        <w:autoSpaceDN w:val="0"/>
+        <w:adjustRightInd w:val="0"/>
+        <w:spacing w:after="0" w:line="240" w:lineRule="auto"/>
+        <w:ind w:left="0" w:firstLine="0"/>
+        <w:rPr>
+          <w:rFonts w:ascii="AppleSystemUIFont" w:hAnsi="AppleSystemUIFont" w:cs="AppleSystemUIFont"/>
+          <w:kern w:val="0"/>
+          <w:sz w:val="26"/>
+          <w:szCs w:val="26"/>
+        </w:rPr>
+      </w:pPr>
+      <w:proofErr w:type="spellStart"/>
+      <w:r>
+        <w:rPr>
+          <w:rFonts w:ascii="AppleSystemUIFont" w:hAnsi="AppleSystemUIFont" w:cs="AppleSystemUIFont"/>
+          <w:kern w:val="0"/>
+          <w:sz w:val="26"/>
+          <w:szCs w:val="26"/>
+        </w:rPr>
+        <w:t>gaussian</w:t>
+      </w:r>
+      <w:proofErr w:type="spellEnd"/>
+      <w:r>
+        <w:rPr>
+          <w:rFonts w:ascii="AppleSystemUIFont" w:hAnsi="AppleSystemUIFont" w:cs="AppleSystemUIFont"/>
+          <w:kern w:val="0"/>
+          <w:sz w:val="26"/>
+          <w:szCs w:val="26"/>
+        </w:rPr>
+        <w:t xml:space="preserve"> </w:t>
+      </w:r>
+      <w:proofErr w:type="spellStart"/>
+      <w:r>
+        <w:rPr>
+          <w:rFonts w:ascii="AppleSystemUIFont" w:hAnsi="AppleSystemUIFont" w:cs="AppleSystemUIFont"/>
+          <w:kern w:val="0"/>
+          <w:sz w:val="26"/>
+          <w:szCs w:val="26"/>
+        </w:rPr>
+        <w:t>processing</w:t>
+      </w:r>
+      <w:proofErr w:type="spellEnd"/>
+      <w:r>
+        <w:rPr>
+          <w:rFonts w:ascii="AppleSystemUIFont" w:hAnsi="AppleSystemUIFont" w:cs="AppleSystemUIFont"/>
+          <w:kern w:val="0"/>
+          <w:sz w:val="26"/>
+          <w:szCs w:val="26"/>
+        </w:rPr>
+        <w:t xml:space="preserve"> </w:t>
+      </w:r>
+    </w:p>
+    <w:p>
+      <w:pPr>
+        <w:autoSpaceDE w:val="0"/>
+        <w:autoSpaceDN w:val="0"/>
+        <w:adjustRightInd w:val="0"/>
+        <w:spacing w:after="0" w:line="240" w:lineRule="auto"/>
+        <w:rPr>
+          <w:rFonts w:ascii="AppleSystemUIFont" w:hAnsi="AppleSystemUIFont" w:cs="AppleSystemUIFont"/>
+          <w:kern w:val="0"/>
+          <w:sz w:val="26"/>
+          <w:szCs w:val="26"/>
+        </w:rPr>
+      </w:pPr>
+    </w:p>
+    <w:p>
+      <w:pPr>
+        <w:autoSpaceDE w:val="0"/>
+        <w:autoSpaceDN w:val="0"/>
+        <w:adjustRightInd w:val="0"/>
+        <w:spacing w:after="0" w:line="240" w:lineRule="auto"/>
+        <w:rPr>
+          <w:rFonts w:ascii="AppleSystemUIFont" w:hAnsi="AppleSystemUIFont" w:cs="AppleSystemUIFont"/>
+          <w:kern w:val="0"/>
+          <w:sz w:val="26"/>
+          <w:szCs w:val="26"/>
+        </w:rPr>
+      </w:pPr>
+    </w:p>
+    <w:p>
+      <w:pPr>
+        <w:autoSpaceDE w:val="0"/>
+        <w:autoSpaceDN w:val="0"/>
+        <w:adjustRightInd w:val="0"/>
+        <w:spacing w:after="0" w:line="240" w:lineRule="auto"/>
+        <w:rPr>
+          <w:rFonts w:ascii="AppleSystemUIFont" w:hAnsi="AppleSystemUIFont" w:cs="AppleSystemUIFont"/>
+          <w:kern w:val="0"/>
+          <w:sz w:val="26"/>
+          <w:szCs w:val="26"/>
+        </w:rPr>
+      </w:pPr>
+      <w:r>
+        <w:rPr>
+          <w:rFonts w:ascii="AppleSystemUIFont" w:hAnsi="AppleSystemUIFont" w:cs="AppleSystemUIFont"/>
+          <w:kern w:val="0"/>
+          <w:sz w:val="26"/>
+          <w:szCs w:val="26"/>
+        </w:rPr>
+        <w:t>Level 3:</w:t>
+      </w:r>
+    </w:p>
+    <w:p>
+      <w:pPr>
+        <w:autoSpaceDE w:val="0"/>
+        <w:autoSpaceDN w:val="0"/>
+        <w:adjustRightInd w:val="0"/>
+        <w:spacing w:after="0" w:line="240" w:lineRule="auto"/>
+        <w:rPr>
+          <w:rFonts w:ascii="AppleSystemUIFont" w:hAnsi="AppleSystemUIFont" w:cs="AppleSystemUIFont"/>
+          <w:kern w:val="0"/>
+          <w:sz w:val="26"/>
+          <w:szCs w:val="26"/>
+        </w:rPr>
+      </w:pPr>
+    </w:p>
+    <w:p>
+      <w:pPr>
+        <w:autoSpaceDE w:val="0"/>
+        <w:autoSpaceDN w:val="0"/>
+        <w:adjustRightInd w:val="0"/>
+        <w:spacing w:after="0" w:line="240" w:lineRule="auto"/>
+        <w:rPr>
+          <w:rFonts w:ascii="AppleSystemUIFont" w:hAnsi="AppleSystemUIFont" w:cs="AppleSystemUIFont"/>
+          <w:kern w:val="0"/>
+          <w:sz w:val="26"/>
+          <w:szCs w:val="26"/>
+        </w:rPr>
+      </w:pPr>
+      <w:proofErr w:type="spellStart"/>
+      <w:r>
+        <w:rPr>
+          <w:rFonts w:ascii="AppleSystemUIFont" w:hAnsi="AppleSystemUIFont" w:cs="AppleSystemUIFont"/>
+          <w:kern w:val="0"/>
+          <w:sz w:val="26"/>
+          <w:szCs w:val="26"/>
+        </w:rPr>
+        <w:t>Finally</w:t>
+      </w:r>
+      <w:proofErr w:type="spellEnd"/>
+      <w:r>
+        <w:rPr>
+          <w:rFonts w:ascii="AppleSystemUIFont" w:hAnsi="AppleSystemUIFont" w:cs="AppleSystemUIFont"/>
+          <w:kern w:val="0"/>
+          <w:sz w:val="26"/>
+          <w:szCs w:val="26"/>
+        </w:rPr>
+        <w:t xml:space="preserve">, at </w:t>
+      </w:r>
+      <w:proofErr w:type="spellStart"/>
+      <w:r>
+        <w:rPr>
+          <w:rFonts w:ascii="AppleSystemUIFont" w:hAnsi="AppleSystemUIFont" w:cs="AppleSystemUIFont"/>
+          <w:kern w:val="0"/>
+          <w:sz w:val="26"/>
+          <w:szCs w:val="26"/>
+        </w:rPr>
+        <w:t>level</w:t>
+      </w:r>
+      <w:proofErr w:type="spellEnd"/>
+      <w:r>
+        <w:rPr>
+          <w:rFonts w:ascii="AppleSystemUIFont" w:hAnsi="AppleSystemUIFont" w:cs="AppleSystemUIFont"/>
+          <w:kern w:val="0"/>
+          <w:sz w:val="26"/>
+          <w:szCs w:val="26"/>
+        </w:rPr>
+        <w:t xml:space="preserve"> 3, </w:t>
+      </w:r>
+      <w:proofErr w:type="spellStart"/>
+      <w:r>
+        <w:rPr>
+          <w:rFonts w:ascii="AppleSystemUIFont" w:hAnsi="AppleSystemUIFont" w:cs="AppleSystemUIFont"/>
+          <w:kern w:val="0"/>
+          <w:sz w:val="26"/>
+          <w:szCs w:val="26"/>
+        </w:rPr>
+        <w:t>unlike</w:t>
+      </w:r>
+      <w:proofErr w:type="spellEnd"/>
+      <w:r>
+        <w:rPr>
+          <w:rFonts w:ascii="AppleSystemUIFont" w:hAnsi="AppleSystemUIFont" w:cs="AppleSystemUIFont"/>
+          <w:kern w:val="0"/>
+          <w:sz w:val="26"/>
+          <w:szCs w:val="26"/>
+        </w:rPr>
+        <w:t xml:space="preserve"> in </w:t>
+      </w:r>
+      <w:proofErr w:type="spellStart"/>
+      <w:r>
+        <w:rPr>
+          <w:rFonts w:ascii="AppleSystemUIFont" w:hAnsi="AppleSystemUIFont" w:cs="AppleSystemUIFont"/>
+          <w:kern w:val="0"/>
+          <w:sz w:val="26"/>
+          <w:szCs w:val="26"/>
+        </w:rPr>
+        <w:t>level</w:t>
+      </w:r>
+      <w:proofErr w:type="spellEnd"/>
+      <w:r>
+        <w:rPr>
+          <w:rFonts w:ascii="AppleSystemUIFont" w:hAnsi="AppleSystemUIFont" w:cs="AppleSystemUIFont"/>
+          <w:kern w:val="0"/>
+          <w:sz w:val="26"/>
+          <w:szCs w:val="26"/>
+        </w:rPr>
+        <w:t xml:space="preserve"> 2 </w:t>
+      </w:r>
+      <w:proofErr w:type="spellStart"/>
+      <w:r>
+        <w:rPr>
+          <w:rFonts w:ascii="AppleSystemUIFont" w:hAnsi="AppleSystemUIFont" w:cs="AppleSystemUIFont"/>
+          <w:kern w:val="0"/>
+          <w:sz w:val="26"/>
+          <w:szCs w:val="26"/>
+        </w:rPr>
+        <w:t>where</w:t>
+      </w:r>
+      <w:proofErr w:type="spellEnd"/>
+      <w:r>
+        <w:rPr>
+          <w:rFonts w:ascii="AppleSystemUIFont" w:hAnsi="AppleSystemUIFont" w:cs="AppleSystemUIFont"/>
+          <w:kern w:val="0"/>
+          <w:sz w:val="26"/>
+          <w:szCs w:val="26"/>
+        </w:rPr>
+        <w:t xml:space="preserve"> </w:t>
+      </w:r>
+      <w:proofErr w:type="spellStart"/>
+      <w:r>
+        <w:rPr>
+          <w:rFonts w:ascii="AppleSystemUIFont" w:hAnsi="AppleSystemUIFont" w:cs="AppleSystemUIFont"/>
+          <w:kern w:val="0"/>
+          <w:sz w:val="26"/>
+          <w:szCs w:val="26"/>
+        </w:rPr>
+        <w:t>the</w:t>
+      </w:r>
+      <w:proofErr w:type="spellEnd"/>
+      <w:r>
+        <w:rPr>
+          <w:rFonts w:ascii="AppleSystemUIFont" w:hAnsi="AppleSystemUIFont" w:cs="AppleSystemUIFont"/>
+          <w:kern w:val="0"/>
+          <w:sz w:val="26"/>
+          <w:szCs w:val="26"/>
+        </w:rPr>
+        <w:t xml:space="preserve"> nominal </w:t>
+      </w:r>
+      <w:proofErr w:type="spellStart"/>
+      <w:r>
+        <w:rPr>
+          <w:rFonts w:ascii="AppleSystemUIFont" w:hAnsi="AppleSystemUIFont" w:cs="AppleSystemUIFont"/>
+          <w:kern w:val="0"/>
+          <w:sz w:val="26"/>
+          <w:szCs w:val="26"/>
+        </w:rPr>
+        <w:t>positions</w:t>
+      </w:r>
+      <w:proofErr w:type="spellEnd"/>
+      <w:r>
+        <w:rPr>
+          <w:rFonts w:ascii="AppleSystemUIFont" w:hAnsi="AppleSystemUIFont" w:cs="AppleSystemUIFont"/>
+          <w:kern w:val="0"/>
+          <w:sz w:val="26"/>
+          <w:szCs w:val="26"/>
+        </w:rPr>
+        <w:t xml:space="preserve"> </w:t>
+      </w:r>
+      <w:proofErr w:type="spellStart"/>
+      <w:r>
+        <w:rPr>
+          <w:rFonts w:ascii="AppleSystemUIFont" w:hAnsi="AppleSystemUIFont" w:cs="AppleSystemUIFont"/>
+          <w:kern w:val="0"/>
+          <w:sz w:val="26"/>
+          <w:szCs w:val="26"/>
+        </w:rPr>
+        <w:t>are</w:t>
+      </w:r>
+      <w:proofErr w:type="spellEnd"/>
+      <w:r>
+        <w:rPr>
+          <w:rFonts w:ascii="AppleSystemUIFont" w:hAnsi="AppleSystemUIFont" w:cs="AppleSystemUIFont"/>
+          <w:kern w:val="0"/>
+          <w:sz w:val="26"/>
+          <w:szCs w:val="26"/>
+        </w:rPr>
+        <w:t xml:space="preserve"> </w:t>
+      </w:r>
+      <w:proofErr w:type="spellStart"/>
+      <w:r>
+        <w:rPr>
+          <w:rFonts w:ascii="AppleSystemUIFont" w:hAnsi="AppleSystemUIFont" w:cs="AppleSystemUIFont"/>
+          <w:kern w:val="0"/>
+          <w:sz w:val="26"/>
+          <w:szCs w:val="26"/>
+        </w:rPr>
+        <w:t>known</w:t>
+      </w:r>
+      <w:proofErr w:type="spellEnd"/>
+      <w:r>
+        <w:rPr>
+          <w:rFonts w:ascii="AppleSystemUIFont" w:hAnsi="AppleSystemUIFont" w:cs="AppleSystemUIFont"/>
+          <w:kern w:val="0"/>
+          <w:sz w:val="26"/>
+          <w:szCs w:val="26"/>
+        </w:rPr>
+        <w:t xml:space="preserve"> and </w:t>
+      </w:r>
+      <w:proofErr w:type="spellStart"/>
+      <w:r>
+        <w:rPr>
+          <w:rFonts w:ascii="AppleSystemUIFont" w:hAnsi="AppleSystemUIFont" w:cs="AppleSystemUIFont"/>
+          <w:kern w:val="0"/>
+          <w:sz w:val="26"/>
+          <w:szCs w:val="26"/>
+        </w:rPr>
+        <w:t>hard</w:t>
+      </w:r>
+      <w:proofErr w:type="spellEnd"/>
+      <w:r>
+        <w:rPr>
+          <w:rFonts w:ascii="AppleSystemUIFont" w:hAnsi="AppleSystemUIFont" w:cs="AppleSystemUIFont"/>
+          <w:kern w:val="0"/>
+          <w:sz w:val="26"/>
+          <w:szCs w:val="26"/>
+        </w:rPr>
+        <w:t xml:space="preserve"> </w:t>
+      </w:r>
+      <w:proofErr w:type="spellStart"/>
+      <w:r>
+        <w:rPr>
+          <w:rFonts w:ascii="AppleSystemUIFont" w:hAnsi="AppleSystemUIFont" w:cs="AppleSystemUIFont"/>
+          <w:kern w:val="0"/>
+          <w:sz w:val="26"/>
+          <w:szCs w:val="26"/>
+        </w:rPr>
+        <w:t>coding</w:t>
+      </w:r>
+      <w:proofErr w:type="spellEnd"/>
+      <w:r>
+        <w:rPr>
+          <w:rFonts w:ascii="AppleSystemUIFont" w:hAnsi="AppleSystemUIFont" w:cs="AppleSystemUIFont"/>
+          <w:kern w:val="0"/>
+          <w:sz w:val="26"/>
+          <w:szCs w:val="26"/>
+        </w:rPr>
+        <w:t xml:space="preserve"> a </w:t>
+      </w:r>
+      <w:proofErr w:type="spellStart"/>
+      <w:r>
+        <w:rPr>
+          <w:rFonts w:ascii="AppleSystemUIFont" w:hAnsi="AppleSystemUIFont" w:cs="AppleSystemUIFont"/>
+          <w:kern w:val="0"/>
+          <w:sz w:val="26"/>
+          <w:szCs w:val="26"/>
+        </w:rPr>
+        <w:t>trajectory</w:t>
+      </w:r>
+      <w:proofErr w:type="spellEnd"/>
+      <w:r>
+        <w:rPr>
+          <w:rFonts w:ascii="AppleSystemUIFont" w:hAnsi="AppleSystemUIFont" w:cs="AppleSystemUIFont"/>
+          <w:kern w:val="0"/>
+          <w:sz w:val="26"/>
+          <w:szCs w:val="26"/>
+        </w:rPr>
+        <w:t xml:space="preserve"> </w:t>
+      </w:r>
+      <w:proofErr w:type="spellStart"/>
+      <w:r>
+        <w:rPr>
+          <w:rFonts w:ascii="AppleSystemUIFont" w:hAnsi="AppleSystemUIFont" w:cs="AppleSystemUIFont"/>
+          <w:kern w:val="0"/>
+          <w:sz w:val="26"/>
+          <w:szCs w:val="26"/>
+        </w:rPr>
+        <w:t>is</w:t>
+      </w:r>
+      <w:proofErr w:type="spellEnd"/>
+      <w:r>
+        <w:rPr>
+          <w:rFonts w:ascii="AppleSystemUIFont" w:hAnsi="AppleSystemUIFont" w:cs="AppleSystemUIFont"/>
+          <w:kern w:val="0"/>
+          <w:sz w:val="26"/>
+          <w:szCs w:val="26"/>
+        </w:rPr>
+        <w:t xml:space="preserve"> possible, </w:t>
+      </w:r>
+      <w:proofErr w:type="spellStart"/>
+      <w:r>
+        <w:rPr>
+          <w:rFonts w:ascii="AppleSystemUIFont" w:hAnsi="AppleSystemUIFont" w:cs="AppleSystemUIFont"/>
+          <w:kern w:val="0"/>
+          <w:sz w:val="26"/>
+          <w:szCs w:val="26"/>
+        </w:rPr>
+        <w:t>the</w:t>
+      </w:r>
+      <w:proofErr w:type="spellEnd"/>
+      <w:r>
+        <w:rPr>
+          <w:rFonts w:ascii="AppleSystemUIFont" w:hAnsi="AppleSystemUIFont" w:cs="AppleSystemUIFont"/>
+          <w:kern w:val="0"/>
+          <w:sz w:val="26"/>
+          <w:szCs w:val="26"/>
+        </w:rPr>
+        <w:t xml:space="preserve"> (</w:t>
+      </w:r>
+      <w:proofErr w:type="spellStart"/>
+      <w:r>
+        <w:rPr>
+          <w:rFonts w:ascii="AppleSystemUIFont" w:hAnsi="AppleSystemUIFont" w:cs="AppleSystemUIFont"/>
+          <w:kern w:val="0"/>
+          <w:sz w:val="26"/>
+          <w:szCs w:val="26"/>
+        </w:rPr>
+        <w:t>noisy</w:t>
+      </w:r>
+      <w:proofErr w:type="spellEnd"/>
+      <w:r>
+        <w:rPr>
+          <w:rFonts w:ascii="AppleSystemUIFont" w:hAnsi="AppleSystemUIFont" w:cs="AppleSystemUIFont"/>
+          <w:kern w:val="0"/>
+          <w:sz w:val="26"/>
+          <w:szCs w:val="26"/>
+        </w:rPr>
+        <w:t xml:space="preserve">) </w:t>
+      </w:r>
+      <w:proofErr w:type="spellStart"/>
+      <w:r>
+        <w:rPr>
+          <w:rFonts w:ascii="AppleSystemUIFont" w:hAnsi="AppleSystemUIFont" w:cs="AppleSystemUIFont"/>
+          <w:kern w:val="0"/>
+          <w:sz w:val="26"/>
+          <w:szCs w:val="26"/>
+        </w:rPr>
+        <w:t>positions</w:t>
+      </w:r>
+      <w:proofErr w:type="spellEnd"/>
+      <w:r>
+        <w:rPr>
+          <w:rFonts w:ascii="AppleSystemUIFont" w:hAnsi="AppleSystemUIFont" w:cs="AppleSystemUIFont"/>
+          <w:kern w:val="0"/>
+          <w:sz w:val="26"/>
+          <w:szCs w:val="26"/>
+        </w:rPr>
+        <w:t xml:space="preserve"> </w:t>
+      </w:r>
+      <w:proofErr w:type="spellStart"/>
+      <w:r>
+        <w:rPr>
+          <w:rFonts w:ascii="AppleSystemUIFont" w:hAnsi="AppleSystemUIFont" w:cs="AppleSystemUIFont"/>
+          <w:kern w:val="0"/>
+          <w:sz w:val="26"/>
+          <w:szCs w:val="26"/>
+        </w:rPr>
+        <w:t>of</w:t>
+      </w:r>
+      <w:proofErr w:type="spellEnd"/>
+      <w:r>
+        <w:rPr>
+          <w:rFonts w:ascii="AppleSystemUIFont" w:hAnsi="AppleSystemUIFont" w:cs="AppleSystemUIFont"/>
+          <w:kern w:val="0"/>
+          <w:sz w:val="26"/>
+          <w:szCs w:val="26"/>
+        </w:rPr>
+        <w:t xml:space="preserve"> </w:t>
+      </w:r>
+      <w:proofErr w:type="spellStart"/>
+      <w:r>
+        <w:rPr>
+          <w:rFonts w:ascii="AppleSystemUIFont" w:hAnsi="AppleSystemUIFont" w:cs="AppleSystemUIFont"/>
+          <w:kern w:val="0"/>
+          <w:sz w:val="26"/>
+          <w:szCs w:val="26"/>
+        </w:rPr>
+        <w:t>gates</w:t>
+      </w:r>
+      <w:proofErr w:type="spellEnd"/>
+      <w:r>
+        <w:rPr>
+          <w:rFonts w:ascii="AppleSystemUIFont" w:hAnsi="AppleSystemUIFont" w:cs="AppleSystemUIFont"/>
+          <w:kern w:val="0"/>
+          <w:sz w:val="26"/>
+          <w:szCs w:val="26"/>
+        </w:rPr>
+        <w:t xml:space="preserve"> and </w:t>
+      </w:r>
+      <w:proofErr w:type="spellStart"/>
+      <w:r>
+        <w:rPr>
+          <w:rFonts w:ascii="AppleSystemUIFont" w:hAnsi="AppleSystemUIFont" w:cs="AppleSystemUIFont"/>
+          <w:kern w:val="0"/>
+          <w:sz w:val="26"/>
+          <w:szCs w:val="26"/>
+        </w:rPr>
+        <w:t>obstacles</w:t>
+      </w:r>
+      <w:proofErr w:type="spellEnd"/>
+      <w:r>
+        <w:rPr>
+          <w:rFonts w:ascii="AppleSystemUIFont" w:hAnsi="AppleSystemUIFont" w:cs="AppleSystemUIFont"/>
+          <w:kern w:val="0"/>
+          <w:sz w:val="26"/>
+          <w:szCs w:val="26"/>
+        </w:rPr>
+        <w:t xml:space="preserve"> </w:t>
+      </w:r>
+      <w:proofErr w:type="spellStart"/>
+      <w:r>
+        <w:rPr>
+          <w:rFonts w:ascii="AppleSystemUIFont" w:hAnsi="AppleSystemUIFont" w:cs="AppleSystemUIFont"/>
+          <w:kern w:val="0"/>
+          <w:sz w:val="26"/>
+          <w:szCs w:val="26"/>
+        </w:rPr>
+        <w:t>are</w:t>
+      </w:r>
+      <w:proofErr w:type="spellEnd"/>
+      <w:r>
+        <w:rPr>
+          <w:rFonts w:ascii="AppleSystemUIFont" w:hAnsi="AppleSystemUIFont" w:cs="AppleSystemUIFont"/>
+          <w:kern w:val="0"/>
+          <w:sz w:val="26"/>
+          <w:szCs w:val="26"/>
+        </w:rPr>
+        <w:t xml:space="preserve"> </w:t>
+      </w:r>
+      <w:proofErr w:type="spellStart"/>
+      <w:r>
+        <w:rPr>
+          <w:rFonts w:ascii="AppleSystemUIFont" w:hAnsi="AppleSystemUIFont" w:cs="AppleSystemUIFont"/>
+          <w:kern w:val="0"/>
+          <w:sz w:val="26"/>
+          <w:szCs w:val="26"/>
+        </w:rPr>
+        <w:t>only</w:t>
+      </w:r>
+      <w:proofErr w:type="spellEnd"/>
+      <w:r>
+        <w:rPr>
+          <w:rFonts w:ascii="AppleSystemUIFont" w:hAnsi="AppleSystemUIFont" w:cs="AppleSystemUIFont"/>
+          <w:kern w:val="0"/>
+          <w:sz w:val="26"/>
+          <w:szCs w:val="26"/>
+        </w:rPr>
+        <w:t xml:space="preserve"> </w:t>
+      </w:r>
+      <w:proofErr w:type="spellStart"/>
+      <w:r>
+        <w:rPr>
+          <w:rFonts w:ascii="AppleSystemUIFont" w:hAnsi="AppleSystemUIFont" w:cs="AppleSystemUIFont"/>
+          <w:kern w:val="0"/>
+          <w:sz w:val="26"/>
+          <w:szCs w:val="26"/>
+        </w:rPr>
+        <w:t>known</w:t>
+      </w:r>
+      <w:proofErr w:type="spellEnd"/>
+      <w:r>
+        <w:rPr>
+          <w:rFonts w:ascii="AppleSystemUIFont" w:hAnsi="AppleSystemUIFont" w:cs="AppleSystemUIFont"/>
+          <w:kern w:val="0"/>
+          <w:sz w:val="26"/>
+          <w:szCs w:val="26"/>
+        </w:rPr>
+        <w:t xml:space="preserve"> at </w:t>
+      </w:r>
+      <w:proofErr w:type="spellStart"/>
+      <w:r>
+        <w:rPr>
+          <w:rFonts w:ascii="AppleSystemUIFont" w:hAnsi="AppleSystemUIFont" w:cs="AppleSystemUIFont"/>
+          <w:kern w:val="0"/>
+          <w:sz w:val="26"/>
+          <w:szCs w:val="26"/>
+        </w:rPr>
+        <w:t>runtime</w:t>
+      </w:r>
+      <w:proofErr w:type="spellEnd"/>
+      <w:r>
+        <w:rPr>
+          <w:rFonts w:ascii="AppleSystemUIFont" w:hAnsi="AppleSystemUIFont" w:cs="AppleSystemUIFont"/>
+          <w:kern w:val="0"/>
+          <w:sz w:val="26"/>
+          <w:szCs w:val="26"/>
+        </w:rPr>
+        <w:t xml:space="preserve"> and </w:t>
+      </w:r>
+      <w:proofErr w:type="spellStart"/>
+      <w:r>
+        <w:rPr>
+          <w:rFonts w:ascii="AppleSystemUIFont" w:hAnsi="AppleSystemUIFont" w:cs="AppleSystemUIFont"/>
+          <w:kern w:val="0"/>
+          <w:sz w:val="26"/>
+          <w:szCs w:val="26"/>
+        </w:rPr>
+        <w:t>the</w:t>
+      </w:r>
+      <w:proofErr w:type="spellEnd"/>
+      <w:r>
+        <w:rPr>
+          <w:rFonts w:ascii="AppleSystemUIFont" w:hAnsi="AppleSystemUIFont" w:cs="AppleSystemUIFont"/>
+          <w:kern w:val="0"/>
+          <w:sz w:val="26"/>
+          <w:szCs w:val="26"/>
+        </w:rPr>
+        <w:t xml:space="preserve"> </w:t>
+      </w:r>
+      <w:proofErr w:type="spellStart"/>
+      <w:r>
+        <w:rPr>
+          <w:rFonts w:ascii="AppleSystemUIFont" w:hAnsi="AppleSystemUIFont" w:cs="AppleSystemUIFont"/>
+          <w:kern w:val="0"/>
+          <w:sz w:val="26"/>
+          <w:szCs w:val="26"/>
+        </w:rPr>
+        <w:t>controller</w:t>
+      </w:r>
+      <w:proofErr w:type="spellEnd"/>
+      <w:r>
+        <w:rPr>
+          <w:rFonts w:ascii="AppleSystemUIFont" w:hAnsi="AppleSystemUIFont" w:cs="AppleSystemUIFont"/>
+          <w:kern w:val="0"/>
+          <w:sz w:val="26"/>
+          <w:szCs w:val="26"/>
+        </w:rPr>
+        <w:t xml:space="preserve"> </w:t>
+      </w:r>
+      <w:proofErr w:type="spellStart"/>
+      <w:r>
+        <w:rPr>
+          <w:rFonts w:ascii="AppleSystemUIFont" w:hAnsi="AppleSystemUIFont" w:cs="AppleSystemUIFont"/>
+          <w:kern w:val="0"/>
+          <w:sz w:val="26"/>
+          <w:szCs w:val="26"/>
+        </w:rPr>
+        <w:t>must</w:t>
+      </w:r>
+      <w:proofErr w:type="spellEnd"/>
+      <w:r>
+        <w:rPr>
+          <w:rFonts w:ascii="AppleSystemUIFont" w:hAnsi="AppleSystemUIFont" w:cs="AppleSystemUIFont"/>
+          <w:kern w:val="0"/>
+          <w:sz w:val="26"/>
+          <w:szCs w:val="26"/>
+        </w:rPr>
+        <w:t xml:space="preserve"> find </w:t>
+      </w:r>
+      <w:proofErr w:type="spellStart"/>
+      <w:r>
+        <w:rPr>
+          <w:rFonts w:ascii="AppleSystemUIFont" w:hAnsi="AppleSystemUIFont" w:cs="AppleSystemUIFont"/>
+          <w:kern w:val="0"/>
+          <w:sz w:val="26"/>
+          <w:szCs w:val="26"/>
+        </w:rPr>
+        <w:t>the</w:t>
+      </w:r>
+      <w:proofErr w:type="spellEnd"/>
+      <w:r>
+        <w:rPr>
+          <w:rFonts w:ascii="AppleSystemUIFont" w:hAnsi="AppleSystemUIFont" w:cs="AppleSystemUIFont"/>
+          <w:kern w:val="0"/>
+          <w:sz w:val="26"/>
+          <w:szCs w:val="26"/>
+        </w:rPr>
+        <w:t xml:space="preserve"> optimal path online.</w:t>
+      </w:r>
+    </w:p>
+    <w:p>
+      <w:pPr>
+        <w:autoSpaceDE w:val="0"/>
+        <w:autoSpaceDN w:val="0"/>
+        <w:adjustRightInd w:val="0"/>
+        <w:spacing w:after="0" w:line="240" w:lineRule="auto"/>
+        <w:rPr>
+          <w:rFonts w:ascii="AppleSystemUIFont" w:hAnsi="AppleSystemUIFont" w:cs="AppleSystemUIFont"/>
+          <w:kern w:val="0"/>
+          <w:sz w:val="26"/>
+          <w:szCs w:val="26"/>
+        </w:rPr>
+      </w:pPr>
+    </w:p>
+    <w:p>
+      <w:pPr>
+        <w:autoSpaceDE w:val="0"/>
+        <w:autoSpaceDN w:val="0"/>
+        <w:adjustRightInd w:val="0"/>
+        <w:spacing w:after="0" w:line="240" w:lineRule="auto"/>
+        <w:rPr>
+          <w:rFonts w:ascii="AppleSystemUIFont" w:hAnsi="AppleSystemUIFont" w:cs="AppleSystemUIFont"/>
+          <w:kern w:val="0"/>
+          <w:sz w:val="26"/>
+          <w:szCs w:val="26"/>
+        </w:rPr>
+      </w:pPr>
+    </w:p>
+    <w:p>
+      <w:pPr>
+        <w:autoSpaceDE w:val="0"/>
+        <w:autoSpaceDN w:val="0"/>
+        <w:adjustRightInd w:val="0"/>
+        <w:spacing w:after="0" w:line="240" w:lineRule="auto"/>
+        <w:rPr>
+          <w:rFonts w:ascii="AppleSystemUIFont" w:hAnsi="AppleSystemUIFont" w:cs="AppleSystemUIFont"/>
+          <w:kern w:val="0"/>
+          <w:sz w:val="26"/>
+          <w:szCs w:val="26"/>
+        </w:rPr>
+      </w:pPr>
+      <w:r>
+        <w:rPr>
+          <w:rFonts w:ascii="AppleSystemUIFont" w:hAnsi="AppleSystemUIFont" w:cs="AppleSystemUIFont"/>
+          <w:kern w:val="0"/>
+          <w:sz w:val="26"/>
+          <w:szCs w:val="26"/>
+        </w:rPr>
+        <w:t>Fragen für Mittwoch:</w:t>
+      </w:r>
+    </w:p>
+    <w:p>
+      <w:pPr>
+        <w:autoSpaceDE w:val="0"/>
+        <w:autoSpaceDN w:val="0"/>
+        <w:adjustRightInd w:val="0"/>
+        <w:spacing w:after="0" w:line="240" w:lineRule="auto"/>
+        <w:rPr>
+          <w:rFonts w:ascii="AppleSystemUIFont" w:hAnsi="AppleSystemUIFont" w:cs="AppleSystemUIFont"/>
+          <w:kern w:val="0"/>
+          <w:sz w:val="26"/>
+          <w:szCs w:val="26"/>
+        </w:rPr>
+      </w:pPr>
+      <w:proofErr w:type="spellStart"/>
+      <w:r>
+        <w:rPr>
+          <w:rFonts w:ascii="AppleSystemUIFont" w:hAnsi="AppleSystemUIFont" w:cs="AppleSystemUIFont"/>
+          <w:kern w:val="0"/>
+          <w:sz w:val="26"/>
+          <w:szCs w:val="26"/>
+        </w:rPr>
+        <w:t>Randomness</w:t>
+      </w:r>
+      <w:proofErr w:type="spellEnd"/>
+      <w:r>
+        <w:rPr>
+          <w:rFonts w:ascii="AppleSystemUIFont" w:hAnsi="AppleSystemUIFont" w:cs="AppleSystemUIFont"/>
+          <w:kern w:val="0"/>
+          <w:sz w:val="26"/>
+          <w:szCs w:val="26"/>
+        </w:rPr>
+        <w:t xml:space="preserve">???? Wie </w:t>
+      </w:r>
+      <w:proofErr w:type="spellStart"/>
+      <w:r>
+        <w:rPr>
+          <w:rFonts w:ascii="AppleSystemUIFont" w:hAnsi="AppleSystemUIFont" w:cs="AppleSystemUIFont"/>
+          <w:kern w:val="0"/>
+          <w:sz w:val="26"/>
+          <w:szCs w:val="26"/>
+        </w:rPr>
+        <w:t>random</w:t>
+      </w:r>
+      <w:proofErr w:type="spellEnd"/>
+      <w:r>
+        <w:rPr>
+          <w:rFonts w:ascii="AppleSystemUIFont" w:hAnsi="AppleSystemUIFont" w:cs="AppleSystemUIFont"/>
+          <w:kern w:val="0"/>
+          <w:sz w:val="26"/>
+          <w:szCs w:val="26"/>
+        </w:rPr>
+        <w:t xml:space="preserve"> ist </w:t>
+      </w:r>
+      <w:proofErr w:type="spellStart"/>
+      <w:r>
+        <w:rPr>
+          <w:rFonts w:ascii="AppleSystemUIFont" w:hAnsi="AppleSystemUIFont" w:cs="AppleSystemUIFont"/>
+          <w:kern w:val="0"/>
+          <w:sz w:val="26"/>
+          <w:szCs w:val="26"/>
+        </w:rPr>
+        <w:t>random</w:t>
+      </w:r>
+      <w:proofErr w:type="spellEnd"/>
+      <w:r>
+        <w:rPr>
+          <w:rFonts w:ascii="AppleSystemUIFont" w:hAnsi="AppleSystemUIFont" w:cs="AppleSystemUIFont"/>
+          <w:kern w:val="0"/>
+          <w:sz w:val="26"/>
+          <w:szCs w:val="26"/>
+        </w:rPr>
+        <w:t>?</w:t>
+      </w:r>
+    </w:p>
+    <w:p>
+      <w:pPr>
+        <w:autoSpaceDE w:val="0"/>
+        <w:autoSpaceDN w:val="0"/>
+        <w:adjustRightInd w:val="0"/>
+        <w:spacing w:after="0" w:line="240" w:lineRule="auto"/>
+        <w:rPr>
+          <w:rFonts w:ascii="AppleSystemUIFont" w:hAnsi="AppleSystemUIFont" w:cs="AppleSystemUIFont"/>
+          <w:kern w:val="0"/>
+          <w:sz w:val="26"/>
+          <w:szCs w:val="26"/>
+        </w:rPr>
+      </w:pPr>
+      <w:r>
+        <w:rPr>
+          <w:rFonts w:ascii="AppleSystemUIFont" w:hAnsi="AppleSystemUIFont" w:cs="AppleSystemUIFont"/>
+          <w:kern w:val="0"/>
+          <w:sz w:val="26"/>
+          <w:szCs w:val="26"/>
+        </w:rPr>
+        <w:t xml:space="preserve">Nummerierung von Gates </w:t>
+      </w:r>
+    </w:p>
+    <w:p>
+      <w:pPr>
+        <w:autoSpaceDE w:val="0"/>
+        <w:autoSpaceDN w:val="0"/>
+        <w:adjustRightInd w:val="0"/>
+        <w:spacing w:after="0" w:line="240" w:lineRule="auto"/>
+        <w:rPr>
+          <w:rFonts w:ascii="AppleSystemUIFont" w:hAnsi="AppleSystemUIFont" w:cs="AppleSystemUIFont"/>
+          <w:kern w:val="0"/>
+          <w:sz w:val="26"/>
+          <w:szCs w:val="26"/>
+        </w:rPr>
+      </w:pPr>
+    </w:p>
+    <w:p>
+      <w:pPr>
+        <w:autoSpaceDE w:val="0"/>
+        <w:autoSpaceDN w:val="0"/>
+        <w:adjustRightInd w:val="0"/>
+        <w:spacing w:after="0" w:line="240" w:lineRule="auto"/>
+        <w:rPr>
+          <w:rFonts w:ascii="AppleSystemUIFont" w:hAnsi="AppleSystemUIFont" w:cs="AppleSystemUIFont"/>
+          <w:kern w:val="0"/>
+          <w:sz w:val="26"/>
+          <w:szCs w:val="26"/>
+        </w:rPr>
+      </w:pPr>
+    </w:p>
+    <w:p>
+      <w:pPr>
+        <w:autoSpaceDE w:val="0"/>
+        <w:autoSpaceDN w:val="0"/>
+        <w:adjustRightInd w:val="0"/>
+        <w:spacing w:after="0" w:line="240" w:lineRule="auto"/>
+        <w:rPr>
+          <w:rFonts w:ascii="AppleSystemUIFont" w:hAnsi="AppleSystemUIFont" w:cs="AppleSystemUIFont"/>
+          <w:kern w:val="0"/>
+          <w:sz w:val="26"/>
+          <w:szCs w:val="26"/>
+        </w:rPr>
+      </w:pPr>
+      <w:proofErr w:type="spellStart"/>
+      <w:r>
+        <w:rPr>
+          <w:rFonts w:ascii="AppleSystemUIFont" w:hAnsi="AppleSystemUIFont" w:cs="AppleSystemUIFont"/>
+          <w:kern w:val="0"/>
+          <w:sz w:val="26"/>
+          <w:szCs w:val="26"/>
+        </w:rPr>
+        <w:t>Todos</w:t>
+      </w:r>
+      <w:proofErr w:type="spellEnd"/>
+    </w:p>
+    <w:p>
+      <w:pPr>
+        <w:autoSpaceDE w:val="0"/>
+        <w:autoSpaceDN w:val="0"/>
+        <w:adjustRightInd w:val="0"/>
+        <w:spacing w:after="0" w:line="240" w:lineRule="auto"/>
+        <w:rPr>
+          <w:rFonts w:ascii="AppleSystemUIFont" w:hAnsi="AppleSystemUIFont" w:cs="AppleSystemUIFont"/>
+          <w:kern w:val="0"/>
+          <w:sz w:val="26"/>
+          <w:szCs w:val="26"/>
+        </w:rPr>
+      </w:pPr>
+    </w:p>
+    <w:p>
+      <w:pPr>
+        <w:autoSpaceDE w:val="0"/>
+        <w:autoSpaceDN w:val="0"/>
+        <w:adjustRightInd w:val="0"/>
+        <w:spacing w:after="0" w:line="240" w:lineRule="auto"/>
+        <w:rPr>
+          <w:rFonts w:ascii="AppleSystemUIFont" w:hAnsi="AppleSystemUIFont" w:cs="AppleSystemUIFont"/>
+          <w:kern w:val="0"/>
+          <w:sz w:val="26"/>
+          <w:szCs w:val="26"/>
+        </w:rPr>
+      </w:pPr>
+      <w:r>
+        <w:rPr>
+          <w:rFonts w:ascii="AppleSystemUIFont" w:hAnsi="AppleSystemUIFont" w:cs="AppleSystemUIFont"/>
+          <w:kern w:val="0"/>
+          <w:sz w:val="26"/>
+          <w:szCs w:val="26"/>
+        </w:rPr>
+        <w:t>Leonie:</w:t>
+      </w:r>
+    </w:p>
+    <w:p>
+      <w:pPr>
+        <w:autoSpaceDE w:val="0"/>
+        <w:autoSpaceDN w:val="0"/>
+        <w:adjustRightInd w:val="0"/>
+        <w:spacing w:after="0" w:line="240" w:lineRule="auto"/>
+        <w:rPr>
+          <w:rFonts w:ascii="AppleSystemUIFont" w:hAnsi="AppleSystemUIFont" w:cs="AppleSystemUIFont"/>
+          <w:kern w:val="0"/>
+          <w:sz w:val="26"/>
+          <w:szCs w:val="26"/>
+        </w:rPr>
+      </w:pPr>
+      <w:proofErr w:type="spellStart"/>
+      <w:r>
+        <w:rPr>
+          <w:rFonts w:ascii="AppleSystemUIFont" w:hAnsi="AppleSystemUIFont" w:cs="AppleSystemUIFont"/>
+          <w:kern w:val="0"/>
+          <w:sz w:val="26"/>
+          <w:szCs w:val="26"/>
+        </w:rPr>
+        <w:t>Moodle</w:t>
+      </w:r>
+      <w:proofErr w:type="spellEnd"/>
+      <w:r>
+        <w:rPr>
+          <w:rFonts w:ascii="AppleSystemUIFont" w:hAnsi="AppleSystemUIFont" w:cs="AppleSystemUIFont"/>
+          <w:kern w:val="0"/>
+          <w:sz w:val="26"/>
+          <w:szCs w:val="26"/>
+        </w:rPr>
+        <w:t xml:space="preserve"> </w:t>
+      </w:r>
+      <w:proofErr w:type="spellStart"/>
+      <w:r>
+        <w:rPr>
+          <w:rFonts w:ascii="AppleSystemUIFont" w:hAnsi="AppleSystemUIFont" w:cs="AppleSystemUIFont"/>
+          <w:kern w:val="0"/>
+          <w:sz w:val="26"/>
+          <w:szCs w:val="26"/>
+        </w:rPr>
+        <w:t>content</w:t>
+      </w:r>
+      <w:proofErr w:type="spellEnd"/>
+      <w:r>
+        <w:rPr>
+          <w:rFonts w:ascii="AppleSystemUIFont" w:hAnsi="AppleSystemUIFont" w:cs="AppleSystemUIFont"/>
+          <w:kern w:val="0"/>
+          <w:sz w:val="26"/>
+          <w:szCs w:val="26"/>
+        </w:rPr>
+        <w:t xml:space="preserve"> angucken </w:t>
+      </w:r>
+    </w:p>
+    <w:p>
+      <w:pPr>
+        <w:autoSpaceDE w:val="0"/>
+        <w:autoSpaceDN w:val="0"/>
+        <w:adjustRightInd w:val="0"/>
+        <w:spacing w:after="0" w:line="240" w:lineRule="auto"/>
+        <w:rPr>
+          <w:rFonts w:ascii="AppleSystemUIFont" w:hAnsi="AppleSystemUIFont" w:cs="AppleSystemUIFont"/>
+          <w:kern w:val="0"/>
+          <w:sz w:val="26"/>
+          <w:szCs w:val="26"/>
+        </w:rPr>
+      </w:pPr>
+      <w:r>
+        <w:rPr>
+          <w:rFonts w:ascii="AppleSystemUIFont" w:hAnsi="AppleSystemUIFont" w:cs="AppleSystemUIFont"/>
+          <w:kern w:val="0"/>
+          <w:sz w:val="26"/>
+          <w:szCs w:val="26"/>
+        </w:rPr>
+        <w:lastRenderedPageBreak/>
+        <w:t xml:space="preserve">Repo verstehen </w:t>
+      </w:r>
+    </w:p>
+    <w:p>
+      <w:pPr>
+        <w:autoSpaceDE w:val="0"/>
+        <w:autoSpaceDN w:val="0"/>
+        <w:adjustRightInd w:val="0"/>
+        <w:spacing w:after="0" w:line="240" w:lineRule="auto"/>
+        <w:rPr>
+          <w:rFonts w:ascii="AppleSystemUIFont" w:hAnsi="AppleSystemUIFont" w:cs="AppleSystemUIFont"/>
+          <w:kern w:val="0"/>
+          <w:sz w:val="26"/>
+          <w:szCs w:val="26"/>
+        </w:rPr>
+      </w:pPr>
+      <w:r>
+        <w:rPr>
+          <w:rFonts w:ascii="AppleSystemUIFont" w:hAnsi="AppleSystemUIFont" w:cs="AppleSystemUIFont"/>
+          <w:kern w:val="0"/>
+          <w:sz w:val="26"/>
+          <w:szCs w:val="26"/>
+        </w:rPr>
+        <w:t xml:space="preserve">Code verstehen </w:t>
+      </w:r>
+    </w:p>
+    <w:p>
+      <w:pPr>
+        <w:autoSpaceDE w:val="0"/>
+        <w:autoSpaceDN w:val="0"/>
+        <w:adjustRightInd w:val="0"/>
+        <w:spacing w:after="0" w:line="240" w:lineRule="auto"/>
+        <w:rPr>
+          <w:rFonts w:ascii="AppleSystemUIFont" w:hAnsi="AppleSystemUIFont" w:cs="AppleSystemUIFont"/>
+          <w:kern w:val="0"/>
+          <w:sz w:val="26"/>
+          <w:szCs w:val="26"/>
+        </w:rPr>
+      </w:pPr>
+      <w:r>
+        <w:rPr>
+          <w:rFonts w:ascii="AppleSystemUIFont" w:hAnsi="AppleSystemUIFont" w:cs="AppleSystemUIFont"/>
+          <w:kern w:val="0"/>
+          <w:sz w:val="26"/>
+          <w:szCs w:val="26"/>
+        </w:rPr>
+        <w:t>Literatur</w:t>
+      </w:r>
+    </w:p>
+    <w:p>
+      <w:pPr>
+        <w:autoSpaceDE w:val="0"/>
+        <w:autoSpaceDN w:val="0"/>
+        <w:adjustRightInd w:val="0"/>
+        <w:spacing w:after="0" w:line="240" w:lineRule="auto"/>
+        <w:rPr>
+          <w:rFonts w:ascii="AppleSystemUIFont" w:hAnsi="AppleSystemUIFont" w:cs="AppleSystemUIFont"/>
+          <w:kern w:val="0"/>
+          <w:sz w:val="26"/>
+          <w:szCs w:val="26"/>
+        </w:rPr>
+      </w:pPr>
+    </w:p>
+    <w:p>
+      <w:pPr>
+        <w:autoSpaceDE w:val="0"/>
+        <w:autoSpaceDN w:val="0"/>
+        <w:adjustRightInd w:val="0"/>
+        <w:spacing w:after="0" w:line="240" w:lineRule="auto"/>
+        <w:rPr>
+          <w:rFonts w:ascii="AppleSystemUIFont" w:hAnsi="AppleSystemUIFont" w:cs="AppleSystemUIFont"/>
+          <w:kern w:val="0"/>
+          <w:sz w:val="26"/>
+          <w:szCs w:val="26"/>
+        </w:rPr>
+      </w:pPr>
+    </w:p>
+    <w:p>
+      <w:pPr>
+        <w:autoSpaceDE w:val="0"/>
+        <w:autoSpaceDN w:val="0"/>
+        <w:adjustRightInd w:val="0"/>
+        <w:spacing w:after="0" w:line="240" w:lineRule="auto"/>
+        <w:rPr>
+          <w:rFonts w:ascii="AppleSystemUIFont" w:hAnsi="AppleSystemUIFont" w:cs="AppleSystemUIFont"/>
+          <w:kern w:val="0"/>
+          <w:sz w:val="26"/>
+          <w:szCs w:val="26"/>
+        </w:rPr>
+      </w:pPr>
+      <w:r>
+        <w:rPr>
+          <w:rFonts w:ascii="AppleSystemUIFont" w:hAnsi="AppleSystemUIFont" w:cs="AppleSystemUIFont"/>
+          <w:kern w:val="0"/>
+          <w:sz w:val="26"/>
+          <w:szCs w:val="26"/>
+        </w:rPr>
+        <w:t>Nico:</w:t>
+      </w:r>
+    </w:p>
+    <w:p>
+      <w:pPr>
+        <w:autoSpaceDE w:val="0"/>
+        <w:autoSpaceDN w:val="0"/>
+        <w:adjustRightInd w:val="0"/>
+        <w:spacing w:after="0" w:line="240" w:lineRule="auto"/>
+        <w:rPr>
+          <w:rFonts w:ascii="AppleSystemUIFont" w:hAnsi="AppleSystemUIFont" w:cs="AppleSystemUIFont"/>
+          <w:kern w:val="0"/>
+          <w:sz w:val="26"/>
+          <w:szCs w:val="26"/>
+        </w:rPr>
+      </w:pPr>
+      <w:r>
+        <w:rPr>
+          <w:rFonts w:ascii="AppleSystemUIFont" w:hAnsi="AppleSystemUIFont" w:cs="AppleSystemUIFont"/>
+          <w:kern w:val="0"/>
+          <w:sz w:val="26"/>
+          <w:szCs w:val="26"/>
+        </w:rPr>
+        <w:t>Literatur</w:t>
+      </w:r>
+    </w:p>
+    <w:p/>
     <w:sectPr>
       <w:pgSz w:w="11906" w:h="16838"/>
       <w:pgMar w:top="1417" w:right="1417" w:bottom="1134" w:left="1417" w:header="708" w:footer="708" w:gutter="0"/>
@@ -15,6 +1831,247 @@
     </w:sectPr>
   </w:body>
 </w:document>
+</file>
+
+<file path=word/numbering.xml><?xml version="1.0" encoding="utf-8"?>
+<w:numbering xmlns:wpc="http://schemas.microsoft.com/office/word/2010/wordprocessingCanvas" xmlns:cx="http://schemas.microsoft.com/office/drawing/2014/chartex" xmlns:cx1="http://schemas.microsoft.com/office/drawing/2015/9/8/chartex" xmlns:cx2="http://schemas.microsoft.com/office/drawing/2015/10/21/chartex" xmlns:cx3="http://schemas.microsoft.com/office/drawing/2016/5/9/chartex" xmlns:cx4="http://schemas.microsoft.com/office/drawing/2016/5/10/chartex" xmlns:cx5="http://schemas.microsoft.com/office/drawing/2016/5/11/chartex" xmlns:cx6="http://schemas.microsoft.com/office/drawing/2016/5/12/chartex" xmlns:cx7="http://schemas.microsoft.com/office/drawing/2016/5/13/chartex" xmlns:cx8="http://schemas.microsoft.com/office/drawing/2016/5/14/chartex" xmlns:mc="http://schemas.openxmlformats.org/markup-compatibility/2006" xmlns:aink="http://schemas.microsoft.com/office/drawing/2016/ink" xmlns:am3d="http://schemas.microsoft.com/office/drawing/2017/model3d" xmlns:o="urn:schemas-microsoft-com:office:office" xmlns:oel="http://schemas.microsoft.com/office/2019/extlst" xmlns:r="http://schemas.openxmlformats.org/officeDocument/2006/relationships" xmlns:m="http://schemas.openxmlformats.org/officeDocument/2006/math" xmlns:v="urn:schemas-microsoft-com:vml" xmlns:wp14="http://schemas.microsoft.com/office/word/2010/wordprocessingDrawing" xmlns:wp="http://schemas.openxmlformats.org/drawingml/2006/wordprocessingDrawing" xmlns:w10="urn:schemas-microsoft-com:office:word" xmlns:w="http://schemas.openxmlformats.org/wordprocessingml/2006/main" xmlns:w14="http://schemas.microsoft.com/office/word/2010/wordml" xmlns:w15="http://schemas.microsoft.com/office/word/2012/wordml" xmlns:w16cex="http://schemas.microsoft.com/office/word/2018/wordml/cex" xmlns:w16cid="http://schemas.microsoft.com/office/word/2016/wordml/cid" xmlns:w16="http://schemas.microsoft.com/office/word/2018/wordml" xmlns:w16du="http://schemas.microsoft.com/office/word/2023/wordml/word16du" xmlns:w16sdtdh="http://schemas.microsoft.com/office/word/2020/wordml/sdtdatahash" xmlns:w16sdtfl="http://schemas.microsoft.com/office/word/2024/wordml/sdtformatlock" xmlns:w16se="http://schemas.microsoft.com/office/word/2015/wordml/symex" xmlns:wpg="http://schemas.microsoft.com/office/word/2010/wordprocessingGroup" xmlns:wpi="http://schemas.microsoft.com/office/word/2010/wordprocessingInk" xmlns:wne="http://schemas.microsoft.com/office/word/2006/wordml" xmlns:wps="http://schemas.microsoft.com/office/word/2010/wordprocessingShape" mc:Ignorable="w14 w15 w16se w16cid w16 w16cex w16sdtdh w16sdtfl w16du wp14">
+  <w:abstractNum w:abstractNumId="0" w15:restartNumberingAfterBreak="0">
+    <w:nsid w:val="00000001"/>
+    <w:multiLevelType w:val="hybridMultilevel"/>
+    <w:tmpl w:val="FFFFFFFF"/>
+    <w:lvl w:ilvl="0" w:tplc="00000001">
+      <w:start w:val="3"/>
+      <w:numFmt w:val="decimal"/>
+      <w:lvlText w:val="%1."/>
+      <w:lvlJc w:val="left"/>
+      <w:pPr>
+        <w:ind w:left="720" w:hanging="360"/>
+      </w:pPr>
+    </w:lvl>
+    <w:lvl w:ilvl="1" w:tplc="FFFFFFFF">
+      <w:numFmt w:val="decimal"/>
+      <w:lvlText w:val=""/>
+      <w:lvlJc w:val="left"/>
+    </w:lvl>
+    <w:lvl w:ilvl="2" w:tplc="FFFFFFFF">
+      <w:numFmt w:val="decimal"/>
+      <w:lvlText w:val=""/>
+      <w:lvlJc w:val="left"/>
+    </w:lvl>
+    <w:lvl w:ilvl="3" w:tplc="FFFFFFFF">
+      <w:numFmt w:val="decimal"/>
+      <w:lvlText w:val=""/>
+      <w:lvlJc w:val="left"/>
+    </w:lvl>
+    <w:lvl w:ilvl="4" w:tplc="FFFFFFFF">
+      <w:numFmt w:val="decimal"/>
+      <w:lvlText w:val=""/>
+      <w:lvlJc w:val="left"/>
+    </w:lvl>
+    <w:lvl w:ilvl="5" w:tplc="FFFFFFFF">
+      <w:numFmt w:val="decimal"/>
+      <w:lvlText w:val=""/>
+      <w:lvlJc w:val="left"/>
+    </w:lvl>
+    <w:lvl w:ilvl="6" w:tplc="FFFFFFFF">
+      <w:numFmt w:val="decimal"/>
+      <w:lvlText w:val=""/>
+      <w:lvlJc w:val="left"/>
+    </w:lvl>
+    <w:lvl w:ilvl="7" w:tplc="FFFFFFFF">
+      <w:numFmt w:val="decimal"/>
+      <w:lvlText w:val=""/>
+      <w:lvlJc w:val="left"/>
+    </w:lvl>
+    <w:lvl w:ilvl="8" w:tplc="FFFFFFFF">
+      <w:numFmt w:val="decimal"/>
+      <w:lvlText w:val=""/>
+      <w:lvlJc w:val="left"/>
+    </w:lvl>
+  </w:abstractNum>
+  <w:abstractNum w:abstractNumId="1" w15:restartNumberingAfterBreak="0">
+    <w:nsid w:val="00000002"/>
+    <w:multiLevelType w:val="hybridMultilevel"/>
+    <w:tmpl w:val="FFFFFFFF"/>
+    <w:lvl w:ilvl="0" w:tplc="00000065">
+      <w:start w:val="1"/>
+      <w:numFmt w:val="bullet"/>
+      <w:lvlText w:val="⁃"/>
+      <w:lvlJc w:val="left"/>
+      <w:pPr>
+        <w:ind w:left="720" w:hanging="360"/>
+      </w:pPr>
+    </w:lvl>
+    <w:lvl w:ilvl="1" w:tplc="FFFFFFFF">
+      <w:numFmt w:val="decimal"/>
+      <w:lvlText w:val=""/>
+      <w:lvlJc w:val="left"/>
+    </w:lvl>
+    <w:lvl w:ilvl="2" w:tplc="FFFFFFFF">
+      <w:numFmt w:val="decimal"/>
+      <w:lvlText w:val=""/>
+      <w:lvlJc w:val="left"/>
+    </w:lvl>
+    <w:lvl w:ilvl="3" w:tplc="FFFFFFFF">
+      <w:numFmt w:val="decimal"/>
+      <w:lvlText w:val=""/>
+      <w:lvlJc w:val="left"/>
+    </w:lvl>
+    <w:lvl w:ilvl="4" w:tplc="FFFFFFFF">
+      <w:numFmt w:val="decimal"/>
+      <w:lvlText w:val=""/>
+      <w:lvlJc w:val="left"/>
+    </w:lvl>
+    <w:lvl w:ilvl="5" w:tplc="FFFFFFFF">
+      <w:numFmt w:val="decimal"/>
+      <w:lvlText w:val=""/>
+      <w:lvlJc w:val="left"/>
+    </w:lvl>
+    <w:lvl w:ilvl="6" w:tplc="FFFFFFFF">
+      <w:numFmt w:val="decimal"/>
+      <w:lvlText w:val=""/>
+      <w:lvlJc w:val="left"/>
+    </w:lvl>
+    <w:lvl w:ilvl="7" w:tplc="FFFFFFFF">
+      <w:numFmt w:val="decimal"/>
+      <w:lvlText w:val=""/>
+      <w:lvlJc w:val="left"/>
+    </w:lvl>
+    <w:lvl w:ilvl="8" w:tplc="FFFFFFFF">
+      <w:numFmt w:val="decimal"/>
+      <w:lvlText w:val=""/>
+      <w:lvlJc w:val="left"/>
+    </w:lvl>
+  </w:abstractNum>
+  <w:abstractNum w:abstractNumId="2" w15:restartNumberingAfterBreak="0">
+    <w:nsid w:val="00000003"/>
+    <w:multiLevelType w:val="hybridMultilevel"/>
+    <w:tmpl w:val="FFFFFFFF"/>
+    <w:lvl w:ilvl="0" w:tplc="000000C9">
+      <w:start w:val="1"/>
+      <w:numFmt w:val="bullet"/>
+      <w:lvlText w:val="⁃"/>
+      <w:lvlJc w:val="left"/>
+      <w:pPr>
+        <w:ind w:left="720" w:hanging="360"/>
+      </w:pPr>
+    </w:lvl>
+    <w:lvl w:ilvl="1" w:tplc="000000CA">
+      <w:start w:val="1"/>
+      <w:numFmt w:val="bullet"/>
+      <w:lvlText w:val="⁃"/>
+      <w:lvlJc w:val="left"/>
+      <w:pPr>
+        <w:ind w:left="1440" w:hanging="360"/>
+      </w:pPr>
+    </w:lvl>
+    <w:lvl w:ilvl="2" w:tplc="FFFFFFFF">
+      <w:numFmt w:val="decimal"/>
+      <w:lvlText w:val=""/>
+      <w:lvlJc w:val="left"/>
+    </w:lvl>
+    <w:lvl w:ilvl="3" w:tplc="FFFFFFFF">
+      <w:numFmt w:val="decimal"/>
+      <w:lvlText w:val=""/>
+      <w:lvlJc w:val="left"/>
+    </w:lvl>
+    <w:lvl w:ilvl="4" w:tplc="FFFFFFFF">
+      <w:numFmt w:val="decimal"/>
+      <w:lvlText w:val=""/>
+      <w:lvlJc w:val="left"/>
+    </w:lvl>
+    <w:lvl w:ilvl="5" w:tplc="FFFFFFFF">
+      <w:numFmt w:val="decimal"/>
+      <w:lvlText w:val=""/>
+      <w:lvlJc w:val="left"/>
+    </w:lvl>
+    <w:lvl w:ilvl="6" w:tplc="FFFFFFFF">
+      <w:numFmt w:val="decimal"/>
+      <w:lvlText w:val=""/>
+      <w:lvlJc w:val="left"/>
+    </w:lvl>
+    <w:lvl w:ilvl="7" w:tplc="FFFFFFFF">
+      <w:numFmt w:val="decimal"/>
+      <w:lvlText w:val=""/>
+      <w:lvlJc w:val="left"/>
+    </w:lvl>
+    <w:lvl w:ilvl="8" w:tplc="FFFFFFFF">
+      <w:numFmt w:val="decimal"/>
+      <w:lvlText w:val=""/>
+      <w:lvlJc w:val="left"/>
+    </w:lvl>
+  </w:abstractNum>
+  <w:abstractNum w:abstractNumId="3" w15:restartNumberingAfterBreak="0">
+    <w:nsid w:val="00000004"/>
+    <w:multiLevelType w:val="hybridMultilevel"/>
+    <w:tmpl w:val="FFFFFFFF"/>
+    <w:lvl w:ilvl="0" w:tplc="0000012D">
+      <w:start w:val="1"/>
+      <w:numFmt w:val="decimal"/>
+      <w:lvlText w:val="%1."/>
+      <w:lvlJc w:val="left"/>
+      <w:pPr>
+        <w:ind w:left="720" w:hanging="360"/>
+      </w:pPr>
+    </w:lvl>
+    <w:lvl w:ilvl="1" w:tplc="0000012E">
+      <w:start w:val="1"/>
+      <w:numFmt w:val="decimal"/>
+      <w:lvlText w:val="%2."/>
+      <w:lvlJc w:val="left"/>
+      <w:pPr>
+        <w:ind w:left="1440" w:hanging="360"/>
+      </w:pPr>
+    </w:lvl>
+    <w:lvl w:ilvl="2" w:tplc="FFFFFFFF">
+      <w:numFmt w:val="decimal"/>
+      <w:lvlText w:val=""/>
+      <w:lvlJc w:val="left"/>
+    </w:lvl>
+    <w:lvl w:ilvl="3" w:tplc="FFFFFFFF">
+      <w:numFmt w:val="decimal"/>
+      <w:lvlText w:val=""/>
+      <w:lvlJc w:val="left"/>
+    </w:lvl>
+    <w:lvl w:ilvl="4" w:tplc="FFFFFFFF">
+      <w:numFmt w:val="decimal"/>
+      <w:lvlText w:val=""/>
+      <w:lvlJc w:val="left"/>
+    </w:lvl>
+    <w:lvl w:ilvl="5" w:tplc="FFFFFFFF">
+      <w:numFmt w:val="decimal"/>
+      <w:lvlText w:val=""/>
+      <w:lvlJc w:val="left"/>
+    </w:lvl>
+    <w:lvl w:ilvl="6" w:tplc="FFFFFFFF">
+      <w:numFmt w:val="decimal"/>
+      <w:lvlText w:val=""/>
+      <w:lvlJc w:val="left"/>
+    </w:lvl>
+    <w:lvl w:ilvl="7" w:tplc="FFFFFFFF">
+      <w:numFmt w:val="decimal"/>
+      <w:lvlText w:val=""/>
+      <w:lvlJc w:val="left"/>
+    </w:lvl>
+    <w:lvl w:ilvl="8" w:tplc="FFFFFFFF">
+      <w:numFmt w:val="decimal"/>
+      <w:lvlText w:val=""/>
+      <w:lvlJc w:val="left"/>
+    </w:lvl>
+  </w:abstractNum>
+  <w:num w:numId="1" w16cid:durableId="1110130730">
+    <w:abstractNumId w:val="0"/>
+  </w:num>
+  <w:num w:numId="2" w16cid:durableId="1271208018">
+    <w:abstractNumId w:val="1"/>
+  </w:num>
+  <w:num w:numId="3" w16cid:durableId="1218542169">
+    <w:abstractNumId w:val="2"/>
+  </w:num>
+  <w:num w:numId="4" w16cid:durableId="1969702397">
+    <w:abstractNumId w:val="3"/>
+  </w:num>
+</w:numbering>
 </file>
 
 <file path=word/styles.xml><?xml version="1.0" encoding="utf-8"?>
